--- a/document_templates/Contracts-deferral/particular/contract_particular.docx
+++ b/document_templates/Contracts-deferral/particular/contract_particular.docx
@@ -1226,7 +1226,7 @@
           <w:shd w:val="clear" w:fill="auto"/>
           <w:lang w:val="en-US"/>
         </w:rPr>
-        <w:t>Différé partiel</w:t>
+        <w:t>Différé</w:t>
       </w:r>
       <w:r>
         <w:rPr>
@@ -1270,9 +1270,19 @@
           <w:shd w:val="clear" w:fill="auto"/>
           <w:lang w:val="en-US"/>
         </w:rPr>
-        <w:t>:${</w:t>
-      </w:r>
-      <w:bookmarkStart w:id="9" w:name="_GoBack"/>
+        <w:tab/>
+      </w:r>
+      <w:r>
+        <w:rPr>
+          <w:rFonts w:hint="default" w:ascii="Times New Roman" w:hAnsi="Times New Roman" w:cs="Times New Roman"/>
+          <w:b/>
+          <w:sz w:val="24"/>
+          <w:szCs w:val="24"/>
+          <w:shd w:val="clear" w:fill="auto"/>
+          <w:lang w:val="en-US"/>
+        </w:rPr>
+        <w:t>: ${</w:t>
+      </w:r>
       <w:r>
         <w:rPr>
           <w:rFonts w:hint="default" w:ascii="Times New Roman" w:hAnsi="Times New Roman" w:cs="Times New Roman"/>
@@ -1292,19 +1302,7 @@
           <w:shd w:val="clear" w:fill="auto"/>
           <w:lang w:val="en-US"/>
         </w:rPr>
-        <w:t>.number_deferred</w:t>
-      </w:r>
-      <w:bookmarkEnd w:id="9"/>
-      <w:r>
-        <w:rPr>
-          <w:rFonts w:hint="default" w:ascii="Times New Roman" w:hAnsi="Times New Roman" w:cs="Times New Roman"/>
-          <w:b/>
-          <w:sz w:val="24"/>
-          <w:szCs w:val="24"/>
-          <w:shd w:val="clear" w:fill="auto"/>
-          <w:lang w:val="en-US"/>
-        </w:rPr>
-        <w:t>} mois</w:t>
+        <w:t>.number_deferred} mois</w:t>
       </w:r>
     </w:p>
     <w:p>
@@ -2401,7 +2399,20 @@
           <w:shd w:val="clear" w:fill="auto"/>
           <w:lang w:val="en-US"/>
         </w:rPr>
-        <w:t xml:space="preserve"> ${deferred_amount} (${defered_amount.fr}) les ${nb_of_deferred_plus} premiers mois et</w:t>
+        <w:t xml:space="preserve"> ${deferred_amount} (${deferred_amount.fr}) F CFA</w:t>
+      </w:r>
+      <w:bookmarkStart w:id="9" w:name="_GoBack"/>
+      <w:bookmarkEnd w:id="9"/>
+      <w:r>
+        <w:rPr>
+          <w:rFonts w:hint="default" w:ascii="Times New Roman" w:hAnsi="Times New Roman" w:cs="Times New Roman"/>
+          <w:b/>
+          <w:sz w:val="24"/>
+          <w:szCs w:val="24"/>
+          <w:shd w:val="clear" w:fill="auto"/>
+          <w:lang w:val="en-US"/>
+        </w:rPr>
+        <w:t xml:space="preserve"> ${number_deferred_fr} et</w:t>
       </w:r>
       <w:r>
         <w:rPr>

--- a/document_templates/Contracts-deferral/particular/contract_particular.docx
+++ b/document_templates/Contracts-deferral/particular/contract_particular.docx
@@ -146,7 +146,7 @@
           <w:sz w:val="24"/>
           <w:szCs w:val="24"/>
         </w:rPr>
-        <w:t>Monsieur Mélaine Marcel Séraphin DIGBE</w:t>
+        <w:t>Monsieur Pascal KOVE</w:t>
       </w:r>
       <w:r>
         <w:rPr>
@@ -2399,20 +2399,7 @@
           <w:shd w:val="clear" w:fill="auto"/>
           <w:lang w:val="en-US"/>
         </w:rPr>
-        <w:t xml:space="preserve"> ${deferred_amount} (${deferred_amount.fr}) F CFA</w:t>
-      </w:r>
-      <w:bookmarkStart w:id="9" w:name="_GoBack"/>
-      <w:bookmarkEnd w:id="9"/>
-      <w:r>
-        <w:rPr>
-          <w:rFonts w:hint="default" w:ascii="Times New Roman" w:hAnsi="Times New Roman" w:cs="Times New Roman"/>
-          <w:b/>
-          <w:sz w:val="24"/>
-          <w:szCs w:val="24"/>
-          <w:shd w:val="clear" w:fill="auto"/>
-          <w:lang w:val="en-US"/>
-        </w:rPr>
-        <w:t xml:space="preserve"> ${number_deferred_fr} et</w:t>
+        <w:t xml:space="preserve"> ${deferred_amount} (${deferred_amount.fr}) F CFA ${number_deferred_fr} et</w:t>
       </w:r>
       <w:r>
         <w:rPr>
@@ -5095,6 +5082,8 @@
           <w:highlight w:val="yellow"/>
         </w:rPr>
       </w:pPr>
+      <w:bookmarkStart w:id="9" w:name="_GoBack"/>
+      <w:bookmarkEnd w:id="9"/>
     </w:p>
     <w:p>
       <w:pPr>

--- a/document_templates/Contracts-deferral/particular/contract_particular.docx
+++ b/document_templates/Contracts-deferral/particular/contract_particular.docx
@@ -233,15 +233,25 @@
           <w:sz w:val="24"/>
           <w:szCs w:val="24"/>
         </w:rPr>
-        <w:t>, vertu d’un acte reçu par Me Afiavi S. do REGO-d’Almeida, Notaire à Lomé, en date du 19 Août 2022</w:t>
-      </w:r>
-      <w:r>
-        <w:rPr>
-          <w:rFonts w:hint="default" w:ascii="Times New Roman" w:hAnsi="Times New Roman" w:cs="Times New Roman"/>
-          <w:sz w:val="24"/>
-          <w:szCs w:val="24"/>
-        </w:rPr>
-        <w:t xml:space="preserve">, </w:t>
+        <w:t>, vertu d’un acte reçu par Me Afiavi S. do REGO-d’Almeida, Notaire à Lomé</w:t>
+      </w:r>
+      <w:r>
+        <w:rPr>
+          <w:rFonts w:hint="default" w:ascii="Times New Roman" w:hAnsi="Times New Roman" w:cs="Times New Roman"/>
+          <w:sz w:val="24"/>
+          <w:szCs w:val="24"/>
+        </w:rPr>
+        <w:t>,</w:t>
+      </w:r>
+      <w:bookmarkStart w:id="9" w:name="_GoBack"/>
+      <w:bookmarkEnd w:id="9"/>
+      <w:r>
+        <w:rPr>
+          <w:rFonts w:hint="default" w:ascii="Times New Roman" w:hAnsi="Times New Roman" w:cs="Times New Roman"/>
+          <w:sz w:val="24"/>
+          <w:szCs w:val="24"/>
+        </w:rPr>
+        <w:t xml:space="preserve"> </w:t>
       </w:r>
     </w:p>
     <w:p>
@@ -5082,8 +5092,6 @@
           <w:highlight w:val="yellow"/>
         </w:rPr>
       </w:pPr>
-      <w:bookmarkStart w:id="9" w:name="_GoBack"/>
-      <w:bookmarkEnd w:id="9"/>
     </w:p>
     <w:p>
       <w:pPr>

--- a/document_templates/Contracts-deferral/particular/contract_particular.docx
+++ b/document_templates/Contracts-deferral/particular/contract_particular.docx
@@ -241,17 +241,7 @@
           <w:sz w:val="24"/>
           <w:szCs w:val="24"/>
         </w:rPr>
-        <w:t>,</w:t>
-      </w:r>
-      <w:bookmarkStart w:id="9" w:name="_GoBack"/>
-      <w:bookmarkEnd w:id="9"/>
-      <w:r>
-        <w:rPr>
-          <w:rFonts w:hint="default" w:ascii="Times New Roman" w:hAnsi="Times New Roman" w:cs="Times New Roman"/>
-          <w:sz w:val="24"/>
-          <w:szCs w:val="24"/>
-        </w:rPr>
-        <w:t xml:space="preserve"> </w:t>
+        <w:t xml:space="preserve">, </w:t>
       </w:r>
     </w:p>
     <w:p>
@@ -1826,8 +1816,6 @@
           <w:b/>
           <w:sz w:val="24"/>
           <w:szCs w:val="24"/>
-          <w:shd w:val="clear" w:fill="auto"/>
-          <w:lang w:val="en-US"/>
         </w:rPr>
       </w:pPr>
       <w:r>
@@ -1840,23 +1828,42 @@
         </w:rPr>
         <w:tab/>
       </w:r>
-      <w:r>
-        <w:rPr>
-          <w:rFonts w:hint="default" w:ascii="Times New Roman" w:hAnsi="Times New Roman" w:cs="Times New Roman"/>
-          <w:b/>
-          <w:sz w:val="24"/>
-          <w:szCs w:val="24"/>
-        </w:rPr>
-        <w:t>Prime d’assurance</w:t>
-      </w:r>
-      <w:r>
-        <w:rPr>
-          <w:rFonts w:hint="default" w:ascii="Times New Roman" w:hAnsi="Times New Roman" w:cs="Times New Roman"/>
-          <w:b/>
-          <w:sz w:val="24"/>
-          <w:szCs w:val="24"/>
-          <w:shd w:val="clear" w:fill="auto"/>
-          <w:lang w:val="en-US"/>
+      <w:bookmarkStart w:id="9" w:name="_GoBack"/>
+      <w:bookmarkEnd w:id="9"/>
+      <w:r>
+        <w:rPr>
+          <w:rFonts w:hint="default" w:ascii="Times New Roman" w:hAnsi="Times New Roman" w:cs="Times New Roman"/>
+          <w:b/>
+          <w:sz w:val="24"/>
+          <w:szCs w:val="24"/>
+        </w:rPr>
+        <w:t>${insurance}</w:t>
+      </w:r>
+    </w:p>
+    <w:p>
+      <w:pPr>
+        <w:tabs>
+          <w:tab w:val="left" w:pos="708"/>
+          <w:tab w:val="left" w:pos="1416"/>
+          <w:tab w:val="left" w:pos="2124"/>
+          <w:tab w:val="left" w:pos="2748"/>
+          <w:tab w:val="left" w:pos="3708"/>
+        </w:tabs>
+        <w:spacing w:line="240" w:lineRule="auto"/>
+        <w:jc w:val="both"/>
+        <w:rPr>
+          <w:rFonts w:hint="default" w:ascii="Times New Roman" w:hAnsi="Times New Roman" w:cs="Times New Roman"/>
+          <w:b/>
+          <w:sz w:val="24"/>
+          <w:szCs w:val="24"/>
+        </w:rPr>
+      </w:pPr>
+      <w:r>
+        <w:rPr>
+          <w:rFonts w:hint="default" w:ascii="Times New Roman" w:hAnsi="Times New Roman" w:cs="Times New Roman"/>
+          <w:b/>
+          <w:sz w:val="24"/>
+          <w:szCs w:val="24"/>
         </w:rPr>
         <w:tab/>
       </w:r>
@@ -1866,8 +1873,15 @@
           <w:b/>
           <w:sz w:val="24"/>
           <w:szCs w:val="24"/>
-          <w:shd w:val="clear" w:fill="auto"/>
-          <w:lang w:val="en-US"/>
+        </w:rPr>
+        <w:t xml:space="preserve">${key} </w:t>
+      </w:r>
+      <w:r>
+        <w:rPr>
+          <w:rFonts w:hint="default" w:ascii="Times New Roman" w:hAnsi="Times New Roman" w:cs="Times New Roman"/>
+          <w:b/>
+          <w:sz w:val="24"/>
+          <w:szCs w:val="24"/>
         </w:rPr>
         <w:tab/>
       </w:r>
@@ -1877,8 +1891,6 @@
           <w:b/>
           <w:sz w:val="24"/>
           <w:szCs w:val="24"/>
-          <w:shd w:val="clear" w:fill="auto"/>
-          <w:lang w:val="en-US"/>
         </w:rPr>
         <w:tab/>
       </w:r>
@@ -1889,26 +1901,55 @@
           <w:sz w:val="24"/>
           <w:szCs w:val="24"/>
         </w:rPr>
-        <w:t xml:space="preserve">: </w:t>
-      </w:r>
-      <w:r>
-        <w:rPr>
-          <w:rFonts w:hint="default" w:ascii="Times New Roman" w:hAnsi="Times New Roman" w:cs="Times New Roman"/>
-          <w:b/>
-          <w:sz w:val="24"/>
-          <w:szCs w:val="24"/>
-          <w:lang w:val="en-US"/>
-        </w:rPr>
-        <w:t>S</w:t>
-      </w:r>
-      <w:r>
-        <w:rPr>
-          <w:rFonts w:hint="default" w:ascii="Times New Roman" w:hAnsi="Times New Roman" w:cs="Times New Roman"/>
-          <w:b/>
-          <w:sz w:val="24"/>
-          <w:szCs w:val="24"/>
-        </w:rPr>
-        <w:t>elon la grille de l’assureur</w:t>
+        <w:tab/>
+      </w:r>
+      <w:r>
+        <w:rPr>
+          <w:rFonts w:hint="default" w:ascii="Times New Roman" w:hAnsi="Times New Roman" w:cs="Times New Roman"/>
+          <w:b/>
+          <w:sz w:val="24"/>
+          <w:szCs w:val="24"/>
+        </w:rPr>
+        <w:t>:  ${value}</w:t>
+      </w:r>
+    </w:p>
+    <w:p>
+      <w:pPr>
+        <w:tabs>
+          <w:tab w:val="left" w:pos="708"/>
+          <w:tab w:val="left" w:pos="1416"/>
+          <w:tab w:val="left" w:pos="2124"/>
+          <w:tab w:val="left" w:pos="2748"/>
+          <w:tab w:val="left" w:pos="3708"/>
+        </w:tabs>
+        <w:spacing w:line="240" w:lineRule="auto"/>
+        <w:jc w:val="both"/>
+        <w:rPr>
+          <w:rFonts w:hint="default" w:ascii="Times New Roman" w:hAnsi="Times New Roman" w:cs="Times New Roman"/>
+          <w:b/>
+          <w:sz w:val="24"/>
+          <w:szCs w:val="24"/>
+          <w:shd w:val="clear" w:fill="auto"/>
+          <w:lang w:val="en-US"/>
+        </w:rPr>
+      </w:pPr>
+      <w:r>
+        <w:rPr>
+          <w:rFonts w:hint="default" w:ascii="Times New Roman" w:hAnsi="Times New Roman" w:cs="Times New Roman"/>
+          <w:b/>
+          <w:sz w:val="24"/>
+          <w:szCs w:val="24"/>
+        </w:rPr>
+        <w:tab/>
+      </w:r>
+      <w:r>
+        <w:rPr>
+          <w:rFonts w:hint="default" w:ascii="Times New Roman" w:hAnsi="Times New Roman" w:cs="Times New Roman"/>
+          <w:b/>
+          <w:sz w:val="24"/>
+          <w:szCs w:val="24"/>
+        </w:rPr>
+        <w:t>${/insurance}</w:t>
       </w:r>
     </w:p>
     <w:p>

--- a/document_templates/Contracts-deferral/particular/contract_particular.docx
+++ b/document_templates/Contracts-deferral/particular/contract_particular.docx
@@ -1816,6 +1816,7 @@
           <w:b/>
           <w:sz w:val="24"/>
           <w:szCs w:val="24"/>
+          <w:lang w:val="en-US"/>
         </w:rPr>
       </w:pPr>
       <w:r>
@@ -1828,14 +1829,13 @@
         </w:rPr>
         <w:tab/>
       </w:r>
-      <w:bookmarkStart w:id="9" w:name="_GoBack"/>
-      <w:bookmarkEnd w:id="9"/>
-      <w:r>
-        <w:rPr>
-          <w:rFonts w:hint="default" w:ascii="Times New Roman" w:hAnsi="Times New Roman" w:cs="Times New Roman"/>
-          <w:b/>
-          <w:sz w:val="24"/>
-          <w:szCs w:val="24"/>
+      <w:r>
+        <w:rPr>
+          <w:rFonts w:hint="default" w:ascii="Times New Roman" w:hAnsi="Times New Roman" w:cs="Times New Roman"/>
+          <w:b/>
+          <w:sz w:val="24"/>
+          <w:szCs w:val="24"/>
+          <w:lang w:val="en-US"/>
         </w:rPr>
         <w:t>${insurance}</w:t>
       </w:r>
@@ -1856,14 +1856,16 @@
           <w:b/>
           <w:sz w:val="24"/>
           <w:szCs w:val="24"/>
-        </w:rPr>
-      </w:pPr>
-      <w:r>
-        <w:rPr>
-          <w:rFonts w:hint="default" w:ascii="Times New Roman" w:hAnsi="Times New Roman" w:cs="Times New Roman"/>
-          <w:b/>
-          <w:sz w:val="24"/>
-          <w:szCs w:val="24"/>
+          <w:lang w:val="en-US"/>
+        </w:rPr>
+      </w:pPr>
+      <w:r>
+        <w:rPr>
+          <w:rFonts w:hint="default" w:ascii="Times New Roman" w:hAnsi="Times New Roman" w:cs="Times New Roman"/>
+          <w:b/>
+          <w:sz w:val="24"/>
+          <w:szCs w:val="24"/>
+          <w:lang w:val="en-US"/>
         </w:rPr>
         <w:tab/>
       </w:r>
@@ -1873,6 +1875,7 @@
           <w:b/>
           <w:sz w:val="24"/>
           <w:szCs w:val="24"/>
+          <w:lang w:val="en-US"/>
         </w:rPr>
         <w:t xml:space="preserve">${key} </w:t>
       </w:r>
@@ -1882,6 +1885,7 @@
           <w:b/>
           <w:sz w:val="24"/>
           <w:szCs w:val="24"/>
+          <w:lang w:val="en-US"/>
         </w:rPr>
         <w:tab/>
       </w:r>
@@ -1891,6 +1895,7 @@
           <w:b/>
           <w:sz w:val="24"/>
           <w:szCs w:val="24"/>
+          <w:lang w:val="en-US"/>
         </w:rPr>
         <w:tab/>
       </w:r>
@@ -1900,6 +1905,7 @@
           <w:b/>
           <w:sz w:val="24"/>
           <w:szCs w:val="24"/>
+          <w:lang w:val="en-US"/>
         </w:rPr>
         <w:tab/>
       </w:r>
@@ -1909,8 +1915,9 @@
           <w:b/>
           <w:sz w:val="24"/>
           <w:szCs w:val="24"/>
-        </w:rPr>
-        <w:t>:  ${value}</w:t>
+          <w:lang w:val="en-US"/>
+        </w:rPr>
+        <w:t>: ${value}</w:t>
       </w:r>
     </w:p>
     <w:p>
@@ -1923,22 +1930,22 @@
           <w:tab w:val="left" w:pos="3708"/>
         </w:tabs>
         <w:spacing w:line="240" w:lineRule="auto"/>
-        <w:jc w:val="both"/>
-        <w:rPr>
-          <w:rFonts w:hint="default" w:ascii="Times New Roman" w:hAnsi="Times New Roman" w:cs="Times New Roman"/>
-          <w:b/>
-          <w:sz w:val="24"/>
-          <w:szCs w:val="24"/>
-          <w:shd w:val="clear" w:fill="auto"/>
-          <w:lang w:val="en-US"/>
-        </w:rPr>
-      </w:pPr>
-      <w:r>
-        <w:rPr>
-          <w:rFonts w:hint="default" w:ascii="Times New Roman" w:hAnsi="Times New Roman" w:cs="Times New Roman"/>
-          <w:b/>
-          <w:sz w:val="24"/>
-          <w:szCs w:val="24"/>
+        <w:rPr>
+          <w:rFonts w:hint="default" w:ascii="Times New Roman" w:hAnsi="Times New Roman" w:cs="Times New Roman"/>
+          <w:b/>
+          <w:sz w:val="24"/>
+          <w:szCs w:val="24"/>
+          <w:shd w:val="clear" w:fill="auto"/>
+          <w:lang w:val="en-US"/>
+        </w:rPr>
+      </w:pPr>
+      <w:r>
+        <w:rPr>
+          <w:rFonts w:hint="default" w:ascii="Times New Roman" w:hAnsi="Times New Roman" w:cs="Times New Roman"/>
+          <w:b/>
+          <w:sz w:val="24"/>
+          <w:szCs w:val="24"/>
+          <w:lang w:val="en-US"/>
         </w:rPr>
         <w:tab/>
       </w:r>
@@ -1948,6 +1955,7 @@
           <w:b/>
           <w:sz w:val="24"/>
           <w:szCs w:val="24"/>
+          <w:lang w:val="en-US"/>
         </w:rPr>
         <w:t>${/insurance}</w:t>
       </w:r>
@@ -1962,6 +1970,7 @@
           <w:tab w:val="left" w:pos="3708"/>
         </w:tabs>
         <w:spacing w:line="240" w:lineRule="auto"/>
+        <w:jc w:val="both"/>
         <w:rPr>
           <w:rFonts w:hint="default" w:ascii="Times New Roman" w:hAnsi="Times New Roman" w:cs="Times New Roman"/>
           <w:b/>
@@ -1988,37 +1997,7 @@
           <w:szCs w:val="24"/>
           <w:lang w:val="en-US"/>
         </w:rPr>
-        <w:t>${line_risk_premium_percentage}</w:t>
-      </w:r>
-      <w:r>
-        <w:rPr>
-          <w:rFonts w:hint="default" w:ascii="Times New Roman" w:hAnsi="Times New Roman" w:cs="Times New Roman"/>
-          <w:b/>
-          <w:sz w:val="24"/>
-          <w:szCs w:val="24"/>
-          <w:lang w:val="en-US"/>
-        </w:rPr>
-        <w:tab/>
-      </w:r>
-      <w:r>
-        <w:rPr>
-          <w:rFonts w:hint="default" w:ascii="Times New Roman" w:hAnsi="Times New Roman" w:cs="Times New Roman"/>
-          <w:b/>
-          <w:sz w:val="24"/>
-          <w:szCs w:val="24"/>
-          <w:lang w:val="en-US"/>
-        </w:rPr>
-        <w:tab/>
-      </w:r>
-      <w:r>
-        <w:rPr>
-          <w:rFonts w:hint="default" w:ascii="Times New Roman" w:hAnsi="Times New Roman" w:cs="Times New Roman"/>
-          <w:b/>
-          <w:sz w:val="24"/>
-          <w:szCs w:val="24"/>
-          <w:lang w:val="en-US"/>
-        </w:rPr>
-        <w:t>${line_risk_premium_percentage_value}</w:t>
+        <w:t>${riskPremiumPercentage}</w:t>
       </w:r>
     </w:p>
     <w:p>
@@ -2031,6 +2010,7 @@
           <w:tab w:val="left" w:pos="3708"/>
         </w:tabs>
         <w:spacing w:line="240" w:lineRule="auto"/>
+        <w:jc w:val="both"/>
         <w:rPr>
           <w:rFonts w:hint="default" w:ascii="Times New Roman" w:hAnsi="Times New Roman" w:cs="Times New Roman"/>
           <w:b/>
@@ -2055,18 +2035,16 @@
           <w:b/>
           <w:sz w:val="24"/>
           <w:szCs w:val="24"/>
-          <w:shd w:val="clear" w:fill="auto"/>
-          <w:lang w:val="en-US"/>
-        </w:rPr>
-        <w:t>${line_review_bonus}</w:t>
-      </w:r>
-      <w:r>
-        <w:rPr>
-          <w:rFonts w:hint="default" w:ascii="Times New Roman" w:hAnsi="Times New Roman" w:cs="Times New Roman"/>
-          <w:b/>
-          <w:sz w:val="24"/>
-          <w:szCs w:val="24"/>
-          <w:shd w:val="clear" w:fill="auto"/>
+          <w:lang w:val="en-US"/>
+        </w:rPr>
+        <w:t xml:space="preserve">${key} </w:t>
+      </w:r>
+      <w:r>
+        <w:rPr>
+          <w:rFonts w:hint="default" w:ascii="Times New Roman" w:hAnsi="Times New Roman" w:cs="Times New Roman"/>
+          <w:b/>
+          <w:sz w:val="24"/>
+          <w:szCs w:val="24"/>
           <w:lang w:val="en-US"/>
         </w:rPr>
         <w:tab/>
@@ -2077,7 +2055,6 @@
           <w:b/>
           <w:sz w:val="24"/>
           <w:szCs w:val="24"/>
-          <w:shd w:val="clear" w:fill="auto"/>
           <w:lang w:val="en-US"/>
         </w:rPr>
         <w:tab/>
@@ -2088,10 +2065,209 @@
           <w:b/>
           <w:sz w:val="24"/>
           <w:szCs w:val="24"/>
-          <w:shd w:val="clear" w:fill="auto"/>
-          <w:lang w:val="en-US"/>
-        </w:rPr>
-        <w:t>${line_review_bonus_value}</w:t>
+          <w:lang w:val="en-US"/>
+        </w:rPr>
+        <w:t>: ${value}</w:t>
+      </w:r>
+    </w:p>
+    <w:p>
+      <w:pPr>
+        <w:tabs>
+          <w:tab w:val="left" w:pos="708"/>
+          <w:tab w:val="left" w:pos="1416"/>
+          <w:tab w:val="left" w:pos="2124"/>
+          <w:tab w:val="left" w:pos="2748"/>
+          <w:tab w:val="left" w:pos="3708"/>
+        </w:tabs>
+        <w:spacing w:line="240" w:lineRule="auto"/>
+        <w:rPr>
+          <w:rFonts w:hint="default" w:ascii="Times New Roman" w:hAnsi="Times New Roman" w:cs="Times New Roman"/>
+          <w:b/>
+          <w:sz w:val="24"/>
+          <w:szCs w:val="24"/>
+          <w:lang w:val="en-US"/>
+        </w:rPr>
+      </w:pPr>
+      <w:r>
+        <w:rPr>
+          <w:rFonts w:hint="default" w:ascii="Times New Roman" w:hAnsi="Times New Roman" w:cs="Times New Roman"/>
+          <w:b/>
+          <w:sz w:val="24"/>
+          <w:szCs w:val="24"/>
+          <w:lang w:val="en-US"/>
+        </w:rPr>
+        <w:tab/>
+      </w:r>
+      <w:r>
+        <w:rPr>
+          <w:rFonts w:hint="default" w:ascii="Times New Roman" w:hAnsi="Times New Roman" w:cs="Times New Roman"/>
+          <w:b/>
+          <w:sz w:val="24"/>
+          <w:szCs w:val="24"/>
+          <w:lang w:val="en-US"/>
+        </w:rPr>
+        <w:t>${/riskPremiumPercentage}</w:t>
+      </w:r>
+    </w:p>
+    <w:p>
+      <w:pPr>
+        <w:tabs>
+          <w:tab w:val="left" w:pos="708"/>
+          <w:tab w:val="left" w:pos="1416"/>
+          <w:tab w:val="left" w:pos="2124"/>
+          <w:tab w:val="left" w:pos="2748"/>
+          <w:tab w:val="left" w:pos="3708"/>
+        </w:tabs>
+        <w:spacing w:line="240" w:lineRule="auto"/>
+        <w:jc w:val="both"/>
+        <w:rPr>
+          <w:rFonts w:hint="default" w:ascii="Times New Roman" w:hAnsi="Times New Roman" w:cs="Times New Roman"/>
+          <w:b/>
+          <w:sz w:val="24"/>
+          <w:szCs w:val="24"/>
+          <w:lang w:val="en-US"/>
+        </w:rPr>
+      </w:pPr>
+      <w:r>
+        <w:rPr>
+          <w:rFonts w:hint="default" w:ascii="Times New Roman" w:hAnsi="Times New Roman" w:cs="Times New Roman"/>
+          <w:b/>
+          <w:sz w:val="24"/>
+          <w:szCs w:val="24"/>
+          <w:lang w:val="en-US"/>
+        </w:rPr>
+        <w:tab/>
+      </w:r>
+      <w:r>
+        <w:rPr>
+          <w:rFonts w:hint="default" w:ascii="Times New Roman" w:hAnsi="Times New Roman" w:cs="Times New Roman"/>
+          <w:b/>
+          <w:sz w:val="24"/>
+          <w:szCs w:val="24"/>
+          <w:lang w:val="en-US"/>
+        </w:rPr>
+        <w:t>${reviewBonus}</w:t>
+      </w:r>
+    </w:p>
+    <w:p>
+      <w:pPr>
+        <w:tabs>
+          <w:tab w:val="left" w:pos="708"/>
+          <w:tab w:val="left" w:pos="1416"/>
+          <w:tab w:val="left" w:pos="2124"/>
+          <w:tab w:val="left" w:pos="2748"/>
+          <w:tab w:val="left" w:pos="3708"/>
+        </w:tabs>
+        <w:spacing w:line="240" w:lineRule="auto"/>
+        <w:jc w:val="both"/>
+        <w:rPr>
+          <w:rFonts w:hint="default" w:ascii="Times New Roman" w:hAnsi="Times New Roman" w:cs="Times New Roman"/>
+          <w:b/>
+          <w:sz w:val="24"/>
+          <w:szCs w:val="24"/>
+          <w:lang w:val="en-US"/>
+        </w:rPr>
+      </w:pPr>
+      <w:r>
+        <w:rPr>
+          <w:rFonts w:hint="default" w:ascii="Times New Roman" w:hAnsi="Times New Roman" w:cs="Times New Roman"/>
+          <w:b/>
+          <w:sz w:val="24"/>
+          <w:szCs w:val="24"/>
+          <w:lang w:val="en-US"/>
+        </w:rPr>
+        <w:tab/>
+      </w:r>
+      <w:r>
+        <w:rPr>
+          <w:rFonts w:hint="default" w:ascii="Times New Roman" w:hAnsi="Times New Roman" w:cs="Times New Roman"/>
+          <w:b/>
+          <w:sz w:val="24"/>
+          <w:szCs w:val="24"/>
+          <w:lang w:val="en-US"/>
+        </w:rPr>
+        <w:t xml:space="preserve">${key} </w:t>
+      </w:r>
+      <w:r>
+        <w:rPr>
+          <w:rFonts w:hint="default" w:ascii="Times New Roman" w:hAnsi="Times New Roman" w:cs="Times New Roman"/>
+          <w:b/>
+          <w:sz w:val="24"/>
+          <w:szCs w:val="24"/>
+          <w:lang w:val="en-US"/>
+        </w:rPr>
+        <w:tab/>
+      </w:r>
+      <w:r>
+        <w:rPr>
+          <w:rFonts w:hint="default" w:ascii="Times New Roman" w:hAnsi="Times New Roman" w:cs="Times New Roman"/>
+          <w:b/>
+          <w:sz w:val="24"/>
+          <w:szCs w:val="24"/>
+          <w:lang w:val="en-US"/>
+        </w:rPr>
+        <w:tab/>
+      </w:r>
+      <w:r>
+        <w:rPr>
+          <w:rFonts w:hint="default" w:ascii="Times New Roman" w:hAnsi="Times New Roman" w:cs="Times New Roman"/>
+          <w:b/>
+          <w:sz w:val="24"/>
+          <w:szCs w:val="24"/>
+          <w:lang w:val="en-US"/>
+        </w:rPr>
+        <w:t>:</w:t>
+      </w:r>
+      <w:bookmarkStart w:id="9" w:name="_GoBack"/>
+      <w:bookmarkEnd w:id="9"/>
+      <w:r>
+        <w:rPr>
+          <w:rFonts w:hint="default" w:ascii="Times New Roman" w:hAnsi="Times New Roman" w:cs="Times New Roman"/>
+          <w:b/>
+          <w:sz w:val="24"/>
+          <w:szCs w:val="24"/>
+          <w:lang w:val="en-US"/>
+        </w:rPr>
+        <w:t> ${value}</w:t>
+      </w:r>
+    </w:p>
+    <w:p>
+      <w:pPr>
+        <w:tabs>
+          <w:tab w:val="left" w:pos="708"/>
+          <w:tab w:val="left" w:pos="1416"/>
+          <w:tab w:val="left" w:pos="2124"/>
+          <w:tab w:val="left" w:pos="2748"/>
+          <w:tab w:val="left" w:pos="3708"/>
+        </w:tabs>
+        <w:spacing w:line="240" w:lineRule="auto"/>
+        <w:rPr>
+          <w:rFonts w:hint="default" w:ascii="Times New Roman" w:hAnsi="Times New Roman" w:cs="Times New Roman"/>
+          <w:b/>
+          <w:sz w:val="24"/>
+          <w:szCs w:val="24"/>
+          <w:lang w:val="en-US"/>
+        </w:rPr>
+      </w:pPr>
+      <w:r>
+        <w:rPr>
+          <w:rFonts w:hint="default" w:ascii="Times New Roman" w:hAnsi="Times New Roman" w:cs="Times New Roman"/>
+          <w:b/>
+          <w:sz w:val="24"/>
+          <w:szCs w:val="24"/>
+          <w:lang w:val="en-US"/>
+        </w:rPr>
+        <w:tab/>
+      </w:r>
+      <w:r>
+        <w:rPr>
+          <w:rFonts w:hint="default" w:ascii="Times New Roman" w:hAnsi="Times New Roman" w:cs="Times New Roman"/>
+          <w:b/>
+          <w:sz w:val="24"/>
+          <w:szCs w:val="24"/>
+          <w:lang w:val="en-US"/>
+        </w:rPr>
+        <w:t>${/reviewBonus}</w:t>
       </w:r>
     </w:p>
     <w:p>

--- a/document_templates/Contracts-deferral/particular/contract_particular.docx
+++ b/document_templates/Contracts-deferral/particular/contract_particular.docx
@@ -77,16 +77,10 @@
           <w:sz w:val="24"/>
           <w:szCs w:val="24"/>
         </w:rPr>
-        <w:t xml:space="preserve">, Société Anonyme avec Conseil d’Administration au capital de  500 000 000 FCFA, immatriculée au Registre du Commerce et du Crédit Mobilier du TOGO, sous le numéro initial TOGO-LOME TG-LOM 2018 B2536, Agrément </w:t>
-      </w:r>
-      <w:r>
-        <w:rPr>
-          <w:rFonts w:hint="default" w:ascii="Times New Roman" w:hAnsi="Times New Roman" w:cs="Times New Roman"/>
-          <w:sz w:val="24"/>
-          <w:szCs w:val="24"/>
-        </w:rPr>
-        <w:t>Numéro 36 et inscrite sur la liste de l’APSFD sous le numéro T/1/GFLM/2019/257A</w:t>
-      </w:r>
+        <w:t>, Société Anonyme avec Conseil d’Administration au capital de  500 000 000 FCFA, immatriculée au Registre du Commerce et du Crédit Mobilier du TOGO, sous le numéro initial TG-LFW-01-2022-44-0713, Agrément Numéro 36/MF/SG/CAS-IMEC et inscrite sur la liste de l’APSFD sous le numéro T/1/GFLM/2019/257A</w:t>
+      </w:r>
+      <w:bookmarkStart w:id="9" w:name="_GoBack"/>
+      <w:bookmarkEnd w:id="9"/>
       <w:r>
         <w:rPr>
           <w:rFonts w:hint="default" w:ascii="Times New Roman" w:hAnsi="Times New Roman" w:cs="Times New Roman"/>
@@ -2216,19 +2210,7 @@
           <w:szCs w:val="24"/>
           <w:lang w:val="en-US"/>
         </w:rPr>
-        <w:t>:</w:t>
-      </w:r>
-      <w:bookmarkStart w:id="9" w:name="_GoBack"/>
-      <w:bookmarkEnd w:id="9"/>
-      <w:r>
-        <w:rPr>
-          <w:rFonts w:hint="default" w:ascii="Times New Roman" w:hAnsi="Times New Roman" w:cs="Times New Roman"/>
-          <w:b/>
-          <w:sz w:val="24"/>
-          <w:szCs w:val="24"/>
-          <w:lang w:val="en-US"/>
-        </w:rPr>
-        <w:t> ${value}</w:t>
+        <w:t>: ${value}</w:t>
       </w:r>
     </w:p>
     <w:p>

--- a/document_templates/Contracts-deferral/particular/contract_particular.docx
+++ b/document_templates/Contracts-deferral/particular/contract_particular.docx
@@ -77,7 +77,7 @@
           <w:sz w:val="24"/>
           <w:szCs w:val="24"/>
         </w:rPr>
-        <w:t>, Société Anonyme avec Conseil d’Administration au capital de  500 000 000 FCFA, immatriculée au Registre du Commerce et du Crédit Mobilier du TOGO, sous le numéro initial TG-LFW-01-2022-44-0713, Agrément Numéro 36/MF/SG/CAS-IMEC et inscrite sur la liste de l’APSFD sous le numéro T/1/GFLM/2019/257A</w:t>
+        <w:t>, Société Anonyme avec Conseil d’Administration au capital de  1 500 000 000 FCFA, immatriculée au Registre du Commerce et du Crédit Mobilier du TOGO, sous le numéro initial TG-LFW-01-2025-M-12369</w:t>
       </w:r>
       <w:bookmarkStart w:id="9" w:name="_GoBack"/>
       <w:bookmarkEnd w:id="9"/>
@@ -88,7 +88,7 @@
           <w:sz w:val="24"/>
           <w:szCs w:val="24"/>
         </w:rPr>
-        <w:t>, dont le siège social est situé à LOME (TOGO</w:t>
+        <w:t>, Agrément Numéro 36/MF/SG/CAS-IMEC et inscrite sur la liste de l’APSFD sous le numéro T/1/GFLM/2019/257A, dont le siège social est situé à LOME (TOGO</w:t>
       </w:r>
       <w:bookmarkStart w:id="0" w:name="_Hlk66259236"/>
       <w:r>
@@ -140,7 +140,7 @@
           <w:sz w:val="24"/>
           <w:szCs w:val="24"/>
         </w:rPr>
-        <w:t>Monsieur Pascal KOVE</w:t>
+        <w:t>Monsieur Kossi Mawuli KOVE</w:t>
       </w:r>
       <w:r>
         <w:rPr>

--- a/document_templates/Contracts-deferral/particular/contract_particular.docx
+++ b/document_templates/Contracts-deferral/particular/contract_particular.docx
@@ -77,18 +77,7 @@
           <w:sz w:val="24"/>
           <w:szCs w:val="24"/>
         </w:rPr>
-        <w:t>, Société Anonyme avec Conseil d’Administration au capital de  1 500 000 000 FCFA, immatriculée au Registre du Commerce et du Crédit Mobilier du TOGO, sous le numéro initial TG-LFW-01-2025-M-12369</w:t>
-      </w:r>
-      <w:bookmarkStart w:id="9" w:name="_GoBack"/>
-      <w:bookmarkEnd w:id="9"/>
-      <w:r>
-        <w:rPr>
-          <w:rFonts w:hint="default" w:ascii="Times New Roman" w:hAnsi="Times New Roman" w:cs="Times New Roman"/>
-          <w:color w:val="000000"/>
-          <w:sz w:val="24"/>
-          <w:szCs w:val="24"/>
-        </w:rPr>
-        <w:t>, Agrément Numéro 36/MF/SG/CAS-IMEC et inscrite sur la liste de l’APSFD sous le numéro T/1/GFLM/2019/257A, dont le siège social est situé à LOME (TOGO</w:t>
+        <w:t>, Société Anonyme avec Conseil d’Administration au capital de  1 500 000 000 FCFA, immatriculée au Registre du Commerce et du Crédit Mobilier du TOGO, sous le numéro initial TG-LFW-01-2025-M-12369, Agrément Numéro 36/MF/SG/CAS-IMEC et inscrite sur la liste de l’APSFD sous le numéro T/1/GFLM/2019/257A, dont le siège social est situé à LOME (TOGO</w:t>
       </w:r>
       <w:bookmarkStart w:id="0" w:name="_Hlk66259236"/>
       <w:r>
@@ -3525,11 +3514,12 @@
           <w:sz w:val="24"/>
           <w:szCs w:val="24"/>
         </w:rPr>
-        <w:t>.2 Le taux d'intérêt appliqué sera majoré de 0,3% de l'échéance due plus un montant de 1000F forfaitaire. Il sera appliqué dès le 1er jour de retard, étant considéré que dès le 1er jour, le mois entier sera dû</w:t>
-      </w:r>
-    </w:p>
-    <w:p>
-      <w:pPr>
+        <w:t>.2 Le taux d'intérêt appliqué sera majoré d’une pénalité de l'échéance due plus un montant forfaitaire suivant les conditions tarifaires en vigueur.</w:t>
+      </w:r>
+    </w:p>
+    <w:p>
+      <w:pPr>
+        <w:shd w:val="clear"/>
         <w:spacing w:line="240" w:lineRule="auto"/>
         <w:jc w:val="both"/>
         <w:rPr>
@@ -3553,19 +3543,21 @@
           <w:sz w:val="24"/>
           <w:szCs w:val="24"/>
         </w:rPr>
-        <w:t xml:space="preserve">.3 Les intérêts, et ce compris les intérêts de retard, porteront eux-mêmes intérêt au taux défini au présent article s'ils sont dus pour une année entière. </w:t>
-      </w:r>
-    </w:p>
-    <w:p>
-      <w:pPr>
-        <w:spacing w:line="240" w:lineRule="auto"/>
-        <w:jc w:val="both"/>
-        <w:rPr>
-          <w:rFonts w:hint="default" w:ascii="Times New Roman" w:hAnsi="Times New Roman" w:cs="Times New Roman"/>
-          <w:sz w:val="24"/>
-          <w:szCs w:val="24"/>
-        </w:rPr>
-      </w:pPr>
+        <w:t xml:space="preserve">.3 Les intérêts, et ce compris les intérêts de retard, porteront eux-mêmes intérêt au taux de pénalité en vigueur s'ils sont dus pour une année entière. </w:t>
+      </w:r>
+    </w:p>
+    <w:p>
+      <w:pPr>
+        <w:spacing w:line="240" w:lineRule="auto"/>
+        <w:jc w:val="both"/>
+        <w:rPr>
+          <w:rFonts w:hint="default" w:ascii="Times New Roman" w:hAnsi="Times New Roman" w:cs="Times New Roman"/>
+          <w:sz w:val="24"/>
+          <w:szCs w:val="24"/>
+        </w:rPr>
+      </w:pPr>
+      <w:bookmarkStart w:id="9" w:name="_GoBack"/>
+      <w:bookmarkEnd w:id="9"/>
       <w:r>
         <w:rPr>
           <w:rFonts w:hint="default" w:ascii="Times New Roman" w:hAnsi="Times New Roman" w:cs="Times New Roman"/>

--- a/document_templates/Contracts-deferral/particular/contract_particular.docx
+++ b/document_templates/Contracts-deferral/particular/contract_particular.docx
@@ -345,7 +345,55 @@
           <w:szCs w:val="24"/>
           <w:shd w:val="clear" w:fill="auto"/>
         </w:rPr>
-        <w:t>}, de nationalité ${representative_nationality} domicilié à ${representative_home_address} et titulaire d’un(e) ${representative_type_of_identity_document} ${representative_number_of_identity_document} délivrée le ${representative_date_of_issue_of_identity_document</w:t>
+        <w:t>}, de nationalité ${representative_nationality} domicilié à ${representative_home_address} et titulaire d’un(e) ${representative_type_of_identity_document</w:t>
+      </w:r>
+      <w:r>
+        <w:rPr>
+          <w:rFonts w:hint="default" w:ascii="Times New Roman" w:hAnsi="Times New Roman" w:cs="Times New Roman"/>
+          <w:b/>
+          <w:bCs/>
+          <w:sz w:val="24"/>
+          <w:szCs w:val="24"/>
+          <w:shd w:val="clear" w:fill="auto"/>
+          <w:lang w:val="fr-FR"/>
+        </w:rPr>
+        <w:t>.fr</w:t>
+      </w:r>
+      <w:bookmarkStart w:id="9" w:name="_GoBack"/>
+      <w:bookmarkEnd w:id="9"/>
+      <w:r>
+        <w:rPr>
+          <w:rFonts w:hint="default" w:ascii="Times New Roman" w:hAnsi="Times New Roman" w:cs="Times New Roman"/>
+          <w:b/>
+          <w:bCs/>
+          <w:sz w:val="24"/>
+          <w:szCs w:val="24"/>
+          <w:shd w:val="clear" w:fill="auto"/>
+        </w:rPr>
+        <w:t>} ${representative_number_of_identity_document}</w:t>
+      </w:r>
+      <w:r>
+        <w:rPr>
+          <w:rFonts w:hint="default" w:ascii="Times New Roman" w:hAnsi="Times New Roman" w:cs="Times New Roman"/>
+          <w:b/>
+          <w:bCs/>
+          <w:sz w:val="24"/>
+          <w:szCs w:val="24"/>
+          <w:shd w:val="clear" w:fill="auto"/>
+          <w:lang w:val="fr-FR"/>
+        </w:rPr>
+        <w:t xml:space="preserve"> </w:t>
+      </w:r>
+      <w:r>
+        <w:rPr>
+          <w:rFonts w:hint="default" w:ascii="Times New Roman" w:hAnsi="Times New Roman" w:cs="Times New Roman"/>
+          <w:b/>
+          <w:bCs/>
+          <w:sz w:val="24"/>
+          <w:szCs w:val="24"/>
+          <w:shd w:val="clear" w:fill="auto"/>
+        </w:rPr>
+        <w:t>${representative_date_of_issue_of_identity_document</w:t>
       </w:r>
       <w:r>
         <w:rPr>
@@ -3556,8 +3604,6 @@
           <w:szCs w:val="24"/>
         </w:rPr>
       </w:pPr>
-      <w:bookmarkStart w:id="9" w:name="_GoBack"/>
-      <w:bookmarkEnd w:id="9"/>
       <w:r>
         <w:rPr>
           <w:rFonts w:hint="default" w:ascii="Times New Roman" w:hAnsi="Times New Roman" w:cs="Times New Roman"/>

--- a/document_templates/Contracts-deferral/particular/contract_particular.docx
+++ b/document_templates/Contracts-deferral/particular/contract_particular.docx
@@ -359,8 +359,6 @@
         </w:rPr>
         <w:t>.fr</w:t>
       </w:r>
-      <w:bookmarkStart w:id="9" w:name="_GoBack"/>
-      <w:bookmarkEnd w:id="9"/>
       <w:r>
         <w:rPr>
           <w:rFonts w:hint="default" w:ascii="Times New Roman" w:hAnsi="Times New Roman" w:cs="Times New Roman"/>
@@ -3562,8 +3560,10 @@
           <w:sz w:val="24"/>
           <w:szCs w:val="24"/>
         </w:rPr>
-        <w:t>.2 Le taux d'intérêt appliqué sera majoré d’une pénalité de l'échéance due plus un montant forfaitaire suivant les conditions tarifaires en vigueur.</w:t>
-      </w:r>
+        <w:t>.2 En cas d’impayé sur ce présent crédit, les pénalités inscrites sur nos conditions de banque affichées dans nos agences seront appliquées.</w:t>
+      </w:r>
+      <w:bookmarkStart w:id="9" w:name="_GoBack"/>
+      <w:bookmarkEnd w:id="9"/>
     </w:p>
     <w:p>
       <w:pPr>
